--- a/druki/kacik-dyrektora/word/Kacik_Dyrektora_Poradnia_Rodzice_PCTP.docx
+++ b/druki/kacik-dyrektora/word/Kacik_Dyrektora_Poradnia_Rodzice_PCTP.docx
@@ -7336,7 +7336,7 @@
                 <w:sz w:val="12"/>
                 <w:szCs w:val="12"/>
               </w:rPr>
-              <w:t xml:space="preserve">; rozporządzenie MEN z dnia 27 sierpnia 2019 r. (Dz.U. z 2019 r. poz. 1700) — </w:t>
+              <w:t xml:space="preserve">; rozporządzenie MEiN z dnia 7 czerwca 2023 r. (Dz.U. z 2023 r. poz. 1120, z późn. zm.) — </w:t>
             </w:r>
             <w:r>
               <w:rPr>
@@ -7364,7 +7364,7 @@
                 <w:sz w:val="12"/>
                 <w:szCs w:val="12"/>
               </w:rPr>
-              <w:t xml:space="preserve"> na wzorze MEN-I/74; rozporządzenie MENiS z dnia 31 grudnia 2002 r. (t.j. Dz.U. z 2020 r. poz. 1604) — </w:t>
+              <w:t xml:space="preserve"> na wzorze MEiN-I/82; rozporządzenie MENiS z dnia 31 grudnia 2002 r. (t.j. Dz.U. z 2020 r. poz. 1604) — </w:t>
             </w:r>
             <w:r>
               <w:rPr>
@@ -8150,7 +8150,7 @@
                 <w:sz w:val="14"/>
                 <w:szCs w:val="14"/>
               </w:rPr>
-              <w:t xml:space="preserve">Informacja o gotowości szkolnej (MEN-I/74)</w:t>
+              <w:t xml:space="preserve">Informacja o gotowości szkolnej ( MEiN-I/82 )</w:t>
             </w:r>
           </w:p>
         </w:tc>
@@ -14809,7 +14809,7 @@
                 <w:sz w:val="12"/>
                 <w:szCs w:val="12"/>
               </w:rPr>
-              <w:t xml:space="preserve">. Rozporządzenie Rady Ministrów z dnia 8 stycznia 2002 r. w sprawie organizacji przyjmowania i rozpatrywania skarg i wniosków (Dz.U. z 2002 r. Nr 5, poz. 46). Ustawa — Prawo oświatowe (t.j. Dz.U. z 2024 r. poz. 737, z późn. zm.) — art. 68 ust. 1; statut przedszkola określa tryb składania skarg w sprawach naruszenia praw dziecka. Dane osobowe zgodnie z RODO (UE) 2016/679. </w:t>
+              <w:t xml:space="preserve">. Rozporządzenie Rady Ministrów z dnia 8 stycznia 2002 r. w sprawie organizacji przyjmowania i rozpatrywania skarg i wniosków (Dz.U. z 2002 r. Nr 5, poz. 46). Ustawa — Prawo oświatowe (t.j. Dz.U. z 2026 r. poz. 820, z późn. zm.) — art. 68 ust. 1; statut przedszkola określa tryb składania skarg w sprawach naruszenia praw dziecka. Dane osobowe zgodnie z RODO (UE) 2016/679. </w:t>
             </w:r>
           </w:p>
         </w:tc>

--- a/druki/kacik-dyrektora/word/Kacik_Dyrektora_Poradnia_Rodzice_PCTP.docx
+++ b/druki/kacik-dyrektora/word/Kacik_Dyrektora_Poradnia_Rodzice_PCTP.docx
@@ -731,7 +731,35 @@
                 <w:sz w:val="12"/>
                 <w:szCs w:val="12"/>
               </w:rPr>
-              <w:t xml:space="preserve"> od dnia otrzymania wniosku; </w:t>
+              <w:t xml:space="preserve"> od dnia otrzymania </w:t>
+            </w:r>
+            <w:r>
+              <w:rPr>
+                <w:rFonts w:ascii="Arial" w:cs="Arial" w:eastAsia="Arial" w:hAnsi="Arial"/>
+                <w:b/>
+                <w:bCs/>
+                <w:i w:val="false"/>
+                <w:iCs w:val="false"/>
+                <w:caps w:val="false"/>
+                <w:color w:val="221A3D"/>
+                <w:sz w:val="12"/>
+                <w:szCs w:val="12"/>
+              </w:rPr>
+              <w:t xml:space="preserve">prośby o jej wydanie</w:t>
+            </w:r>
+            <w:r>
+              <w:rPr>
+                <w:rFonts w:ascii="Arial" w:cs="Arial" w:eastAsia="Arial" w:hAnsi="Arial"/>
+                <w:b w:val="false"/>
+                <w:bCs w:val="false"/>
+                <w:i w:val="false"/>
+                <w:iCs w:val="false"/>
+                <w:caps w:val="false"/>
+                <w:color w:val="221A3D"/>
+                <w:sz w:val="12"/>
+                <w:szCs w:val="12"/>
+              </w:rPr>
+              <w:t xml:space="preserve">; </w:t>
             </w:r>
             <w:r>
               <w:rPr>
@@ -2620,7 +2648,7 @@
                 <w:sz w:val="13"/>
                 <w:szCs w:val="13"/>
               </w:rPr>
-              <w:t xml:space="preserve"> Liczy się od dnia otrzymania wniosku przez przedszkole, nie od dnia, w którym nauczyciel dowiedział się o sprawie. Wpisz datę wpływu i termin od razu przy przyjęciu pisma — to jedyny sposób, żeby termin nie uciekł.</w:t>
+              <w:t xml:space="preserve"> Liczy się od dnia otrzymania prośby przez przedszkole, nie od dnia, w którym nauczyciel dowiedział się o sprawie. Wpisz datę wpływu i termin od razu przy przyjęciu pisma — to jedyny sposób, żeby termin nie uciekł.</w:t>
             </w:r>
           </w:p>
         </w:tc>
